--- a/Campus_Ready_Project_Files/CRF_Grant_Fulfillment_Operations_Manual_v4.docx
+++ b/Campus_Ready_Project_Files/CRF_Grant_Fulfillment_Operations_Manual_v4.docx
@@ -10332,6 +10332,35 @@
           <w:sz w:val="24"/>
           <w:szCs w:val="24"/>
         </w:rPr>
+        <w:t xml:space="preserve">Per-Student List Ordering (Choice Items)</w:t>
+      </w:r>
+    </w:p>
+    <w:p>
+      <w:pPr>
+        <w:spacing w:after="120"/>
+      </w:pPr>
+      <w:r>
+        <w:rPr>
+          <w:rFonts w:ascii="Arial" w:cs="Arial" w:eastAsia="Arial" w:hAnsi="Arial"/>
+          <w:sz w:val="22"/>
+          <w:szCs w:val="22"/>
+        </w:rPr>
+        <w:t xml:space="preserve">Choice items (bedding, towels, personal care, accessories, and any choice-driven universal items) are ordered using one Amazon Business List per student. Each list merges Universal and Choice items into a single combined list, and a separate checkout is placed for each student. This replaces the previously considered Track A approach (Amazon “Ship to Multiple Addresses” for choice items), which was abandoned after direct confirmation with Amazon that manual address selection and per-item shipping instructions are still required at checkout regardless of the feature, and bulk-discount eligibility is uncertain (DEC-063). Revisit for 2027 if Amazon offers a better bulk mechanism for choice items.</w:t>
+      </w:r>
+    </w:p>
+    <w:p>
+      <w:pPr>
+        <w:pStyle w:val="Heading3"/>
+        <w:spacing w:before="200" w:after="100"/>
+      </w:pPr>
+      <w:r>
+        <w:rPr>
+          <w:rFonts w:ascii="Arial" w:cs="Arial" w:eastAsia="Arial" w:hAnsi="Arial"/>
+          <w:b/>
+          <w:bCs/>
+          <w:sz w:val="24"/>
+          <w:szCs w:val="24"/>
+        </w:rPr>
         <w:t xml:space="preserve">Never Use</w:t>
       </w:r>
     </w:p>
@@ -12873,6 +12902,61 @@
     </w:p>
     <w:p>
       <w:pPr>
+        <w:pStyle w:val="Heading3"/>
+        <w:spacing w:before="200" w:after="100"/>
+      </w:pPr>
+      <w:r>
+        <w:rPr>
+          <w:rFonts w:ascii="Arial" w:cs="Arial" w:eastAsia="Arial" w:hAnsi="Arial"/>
+          <w:b/>
+          <w:bCs/>
+          <w:sz w:val="24"/>
+          <w:szCs w:val="24"/>
+        </w:rPr>
+        <w:t xml:space="preserve">Vanilla &amp; Botanicals — Soft &amp; Floral Fallback</w:t>
+      </w:r>
+    </w:p>
+    <w:p>
+      <w:pPr>
+        <w:spacing w:after="120"/>
+      </w:pPr>
+      <w:r>
+        <w:rPr>
+          <w:rFonts w:ascii="Arial" w:cs="Arial" w:eastAsia="Arial" w:hAnsi="Arial"/>
+          <w:sz w:val="22"/>
+          <w:szCs w:val="22"/>
+        </w:rPr>
+        <w:t xml:space="preserve">The intake form offers “Vanilla &amp; Botanicals” as a selectable Scent Preference. However, the Personal_Care catalog has no SKUs for this scent in four categories: Deodorant, Body Wash, Shampoo &amp; Conditioner Set, and Shaving Cream. When the resolver finds no catalog match for a Gender+Scent+Category combination, it silently drops the line item — no error is logged and nothing in Shopping_List or the order files indicates an item is missing. This is a known system limitation (see P-012 in PARKING_LOT.md).</w:t>
+      </w:r>
+    </w:p>
+    <w:p>
+      <w:pPr>
+        <w:spacing w:after="120"/>
+      </w:pPr>
+      <w:r>
+        <w:rPr>
+          <w:rFonts w:ascii="Arial" w:cs="Arial" w:eastAsia="Arial" w:hAnsi="Arial"/>
+          <w:sz w:val="22"/>
+          <w:szCs w:val="22"/>
+        </w:rPr>
+        <w:t xml:space="preserve">Confirmed fallback rule (DEC-067): any student whose Scent Preference is “Vanilla &amp; Botanicals” receives Soft &amp; Floral products for all four affected categories. This fallback is consistent with a pre-existing catalog note on the Deodorant row and extends that logic to the other three categories. Confirmed SKUs (Women, Soft &amp; Floral): Deodorant — Native, B07GB1KJN3, $11.25; Body Wash — EOS, B0DPHQRLJC, $11.99; Shampoo &amp; Conditioner Set — Native, B0BBBSMV94, $19.99; Shaving Cream — EOS, B0CVCTQ1DK, $9.98.</w:t>
+      </w:r>
+    </w:p>
+    <w:p>
+      <w:pPr>
+        <w:spacing w:after="120"/>
+      </w:pPr>
+      <w:r>
+        <w:rPr>
+          <w:rFonts w:ascii="Arial" w:cs="Arial" w:eastAsia="Arial" w:hAnsi="Arial"/>
+          <w:sz w:val="22"/>
+          <w:szCs w:val="22"/>
+        </w:rPr>
+        <w:t xml:space="preserve">IMPORTANT: This fallback must be applied manually to any Vanilla &amp; Botanicals student’s order file until the catalog gap is fixed at source. The resolver will not apply it automatically. Do not generate a Shopping List for a Vanilla &amp; Botanicals student without first verifying all four categories are present in their resolved output.</w:t>
+      </w:r>
+    </w:p>
+    <w:p>
+      <w:pPr>
         <w:pStyle w:val="Heading2"/>
         <w:spacing w:before="300" w:after="150"/>
       </w:pPr>
@@ -13388,6 +13472,95 @@
                 <w:szCs w:val="20"/>
               </w:rPr>
               <w:t xml:space="preserve">Extend formula range to A2:Z100</w:t>
+            </w:r>
+          </w:p>
+        </w:tc>
+      </w:tr>
+      <w:tr>
+        <w:tc>
+          <w:tcPr>
+            <w:tcW w:type="dxa" w:w="2500"/>
+            <w:tcBorders>
+              <w:top w:val="single" w:color="CCCCCC" w:sz="1"/>
+              <w:left w:val="single" w:color="CCCCCC" w:sz="1"/>
+              <w:bottom w:val="single" w:color="CCCCCC" w:sz="1"/>
+              <w:right w:val="single" w:color="CCCCCC" w:sz="1"/>
+            </w:tcBorders>
+            <w:shd w:fill="F5F5F5" w:val="clear"/>
+            <w:tcMar>
+              <w:top w:type="dxa" w:w="60"/>
+              <w:left w:type="dxa" w:w="100"/>
+              <w:bottom w:type="dxa" w:w="60"/>
+              <w:right w:type="dxa" w:w="100"/>
+            </w:tcMar>
+          </w:tcPr>
+          <w:p>
+            <w:r>
+              <w:rPr>
+                <w:rFonts w:ascii="Arial" w:cs="Arial" w:eastAsia="Arial" w:hAnsi="Arial"/>
+                <w:color w:val="000000"/>
+                <w:sz w:val="20"/>
+                <w:szCs w:val="20"/>
+              </w:rPr>
+              <w:t xml:space="preserve">Scent/criteria combination with no catalog match</w:t>
+            </w:r>
+          </w:p>
+        </w:tc>
+        <w:tc>
+          <w:tcPr>
+            <w:tcW w:type="dxa" w:w="3000"/>
+            <w:tcBorders>
+              <w:top w:val="single" w:color="CCCCCC" w:sz="1"/>
+              <w:left w:val="single" w:color="CCCCCC" w:sz="1"/>
+              <w:bottom w:val="single" w:color="CCCCCC" w:sz="1"/>
+              <w:right w:val="single" w:color="CCCCCC" w:sz="1"/>
+            </w:tcBorders>
+            <w:shd w:fill="F5F5F5" w:val="clear"/>
+            <w:tcMar>
+              <w:top w:type="dxa" w:w="60"/>
+              <w:left w:type="dxa" w:w="100"/>
+              <w:bottom w:type="dxa" w:w="60"/>
+              <w:right w:type="dxa" w:w="100"/>
+            </w:tcMar>
+          </w:tcPr>
+          <w:p>
+            <w:r>
+              <w:rPr>
+                <w:rFonts w:ascii="Arial" w:cs="Arial" w:eastAsia="Arial" w:hAnsi="Arial"/>
+                <w:color w:val="000000"/>
+                <w:sz w:val="20"/>
+                <w:szCs w:val="20"/>
+              </w:rPr>
+              <w:t xml:space="preserve">Personal_Care catalog missing entry for Gender+Scent+Category combination — resolver silently drops line item (known limitation; see P-012)</w:t>
+            </w:r>
+          </w:p>
+        </w:tc>
+        <w:tc>
+          <w:tcPr>
+            <w:tcW w:type="dxa" w:w="3000"/>
+            <w:tcBorders>
+              <w:top w:val="single" w:color="CCCCCC" w:sz="1"/>
+              <w:left w:val="single" w:color="CCCCCC" w:sz="1"/>
+              <w:bottom w:val="single" w:color="CCCCCC" w:sz="1"/>
+              <w:right w:val="single" w:color="CCCCCC" w:sz="1"/>
+            </w:tcBorders>
+            <w:shd w:fill="F5F5F5" w:val="clear"/>
+            <w:tcMar>
+              <w:top w:type="dxa" w:w="60"/>
+              <w:left w:type="dxa" w:w="100"/>
+              <w:bottom w:type="dxa" w:w="60"/>
+              <w:right w:type="dxa" w:w="100"/>
+            </w:tcMar>
+          </w:tcPr>
+          <w:p>
+            <w:r>
+              <w:rPr>
+                <w:rFonts w:ascii="Arial" w:cs="Arial" w:eastAsia="Arial" w:hAnsi="Arial"/>
+                <w:color w:val="000000"/>
+                <w:sz w:val="20"/>
+                <w:szCs w:val="20"/>
+              </w:rPr>
+              <w:t xml:space="preserve">For Vanilla &amp; Botanicals: apply Soft &amp; Floral fallback manually (DEC-067). For other combinations: add missing product to research tab and rebuild Product Logic. Until P-012 is implemented, always diff resolved output against expected categories before generating Shopping List.</w:t>
             </w:r>
           </w:p>
         </w:tc>

--- a/Campus_Ready_Project_Files/CRF_Grant_Fulfillment_Operations_Manual_v4.docx
+++ b/Campus_Ready_Project_Files/CRF_Grant_Fulfillment_Operations_Manual_v4.docx
@@ -10345,7 +10345,20 @@
           <w:sz w:val="22"/>
           <w:szCs w:val="22"/>
         </w:rPr>
-        <w:t xml:space="preserve">Choice items (bedding, towels, personal care, accessories, and any choice-driven universal items) are ordered using one Amazon Business List per student. Each list merges Universal and Choice items into a single combined list, and a separate checkout is placed for each student. This replaces the previously considered Track A approach (Amazon “Ship to Multiple Addresses” for choice items), which was abandoned after direct confirmation with Amazon that manual address selection and per-item shipping instructions are still required at checkout regardless of the feature, and bulk-discount eligibility is uncertain (DEC-063). Revisit for 2027 if Amazon offers a better bulk mechanism for choice items.</w:t>
+        <w:t xml:space="preserve">Choice items (bedding, towels, personal care, accessories, and any choice-driven universal items) are ordered using one Amazon Business List per student. Each list merges Universal and Choice items into a single combined list, and a separate checkout is placed for each student. Amazon’s bulk upload tool was evaluated and confirmed to work — uploading a student’s product list automatically creates a ready-to-place order. It does not enable bulk pricing on individual products across students. Track A (Amazon “Ship to Multiple Addresses”) is deferred, not permanently abandoned; revisit for 2027 (DEC-063).</w:t>
+      </w:r>
+    </w:p>
+    <w:p>
+      <w:pPr>
+        <w:spacing w:after="120"/>
+      </w:pPr>
+      <w:r>
+        <w:rPr>
+          <w:rFonts w:ascii="Arial" w:cs="Arial" w:eastAsia="Arial" w:hAnsi="Arial"/>
+          <w:sz w:val="22"/>
+          <w:szCs w:val="22"/>
+        </w:rPr>
+        <w:t xml:space="preserve">2027 ordering strategy — Amazon Request Quotes: Amazon Business accounts support Request for Quote (RFQ). As soon as the product catalog is finalized for the 2027 cohort (typically October–November), submit an RFQ covering the full bulk quantities needed across all students. This engages sellers directly and allows pricing negotiation before any orders are placed. Initiate quote requests at least two weeks before the ordering window opens so responses can be evaluated and individual-product pricing compared against standard Business pricing.</w:t>
       </w:r>
     </w:p>
     <w:p>
@@ -13561,6 +13574,95 @@
                 <w:szCs w:val="20"/>
               </w:rPr>
               <w:t xml:space="preserve">For Vanilla &amp; Botanicals: apply Soft &amp; Floral fallback manually (DEC-067). For other combinations: add missing product to research tab and rebuild Product Logic. Until P-012 is implemented, always diff resolved output against expected categories before generating Shopping List.</w:t>
+            </w:r>
+          </w:p>
+        </w:tc>
+      </w:tr>
+      <w:tr>
+        <w:tc>
+          <w:tcPr>
+            <w:tcW w:type="dxa" w:w="2500"/>
+            <w:tcBorders>
+              <w:top w:val="single" w:color="CCCCCC" w:sz="1"/>
+              <w:left w:val="single" w:color="CCCCCC" w:sz="1"/>
+              <w:bottom w:val="single" w:color="CCCCCC" w:sz="1"/>
+              <w:right w:val="single" w:color="CCCCCC" w:sz="1"/>
+            </w:tcBorders>
+            <w:shd w:fill="F5F5F5" w:val="clear"/>
+            <w:tcMar>
+              <w:top w:type="dxa" w:w="60"/>
+              <w:left w:type="dxa" w:w="100"/>
+              <w:bottom w:type="dxa" w:w="60"/>
+              <w:right w:type="dxa" w:w="100"/>
+            </w:tcMar>
+          </w:tcPr>
+          <w:p>
+            <w:r>
+              <w:rPr>
+                <w:rFonts w:ascii="Arial" w:cs="Arial" w:eastAsia="Arial" w:hAnsi="Arial"/>
+                <w:color w:val="000000"/>
+                <w:sz w:val="20"/>
+                <w:szCs w:val="20"/>
+              </w:rPr>
+              <w:t xml:space="preserve">Order quantity produces 2× or 4× the needed item count</w:t>
+            </w:r>
+          </w:p>
+        </w:tc>
+        <w:tc>
+          <w:tcPr>
+            <w:tcW w:type="dxa" w:w="3000"/>
+            <w:tcBorders>
+              <w:top w:val="single" w:color="CCCCCC" w:sz="1"/>
+              <w:left w:val="single" w:color="CCCCCC" w:sz="1"/>
+              <w:bottom w:val="single" w:color="CCCCCC" w:sz="1"/>
+              <w:right w:val="single" w:color="CCCCCC" w:sz="1"/>
+            </w:tcBorders>
+            <w:shd w:fill="F5F5F5" w:val="clear"/>
+            <w:tcMar>
+              <w:top w:type="dxa" w:w="60"/>
+              <w:left w:type="dxa" w:w="100"/>
+              <w:bottom w:type="dxa" w:w="60"/>
+              <w:right w:type="dxa" w:w="100"/>
+            </w:tcMar>
+          </w:tcPr>
+          <w:p>
+            <w:r>
+              <w:rPr>
+                <w:rFonts w:ascii="Arial" w:cs="Arial" w:eastAsia="Arial" w:hAnsi="Arial"/>
+                <w:color w:val="000000"/>
+                <w:sz w:val="20"/>
+                <w:szCs w:val="20"/>
+              </w:rPr>
+              <w:t xml:space="preserve">SKU is a multi-unit pack (e.g., pillow Set of 2, storage 4-pack); QTY PER STUDENT ÷ UNITS PER PACK has not been applied</w:t>
+            </w:r>
+          </w:p>
+        </w:tc>
+        <w:tc>
+          <w:tcPr>
+            <w:tcW w:type="dxa" w:w="3000"/>
+            <w:tcBorders>
+              <w:top w:val="single" w:color="CCCCCC" w:sz="1"/>
+              <w:left w:val="single" w:color="CCCCCC" w:sz="1"/>
+              <w:bottom w:val="single" w:color="CCCCCC" w:sz="1"/>
+              <w:right w:val="single" w:color="CCCCCC" w:sz="1"/>
+            </w:tcBorders>
+            <w:shd w:fill="F5F5F5" w:val="clear"/>
+            <w:tcMar>
+              <w:top w:type="dxa" w:w="60"/>
+              <w:left w:type="dxa" w:w="100"/>
+              <w:bottom w:type="dxa" w:w="60"/>
+              <w:right w:type="dxa" w:w="100"/>
+            </w:tcMar>
+          </w:tcPr>
+          <w:p>
+            <w:r>
+              <w:rPr>
+                <w:rFonts w:ascii="Arial" w:cs="Arial" w:eastAsia="Arial" w:hAnsi="Arial"/>
+                <w:color w:val="000000"/>
+                <w:sz w:val="20"/>
+                <w:szCs w:val="20"/>
+              </w:rPr>
+              <w:t xml:space="preserve">Check UNITS PER PACK in catalog; order qty = ceil(QTY PER STUDENT / UNITS PER PACK). See P-013 in PARKING_LOT.md for full catalog audit scope.</w:t>
             </w:r>
           </w:p>
         </w:tc>
